--- a/chapters/midterm-2-review-session-handout.docx
+++ b/chapters/midterm-2-review-session-handout.docx
@@ -1612,7 +1612,7 @@
               <w:spacing w:before="16" w:after="16"/>
             </w:pPr>
             <w:r>
-              <w:t xml:space="preserve">The mistakes below are organized so that the most consequential and most</w:t>
+              <w:t xml:space="preserve">The mistakes in this chapter are organized so that the most consequential and most</w:t>
             </w:r>
             <w:r>
               <w:t xml:space="preserve"> </w:t>
@@ -8642,7 +8642,7 @@
         <w:t xml:space="preserve"> </w:t>
       </w:r>
       <w:r>
-        <w:t xml:space="preserve">scale). The entries we need below are:</w:t>
+        <w:t xml:space="preserve">scale). The relevant entries are:</w:t>
       </w:r>
     </w:p>
     <w:p>
@@ -16078,7 +16078,21 @@
               </w:numPr>
             </w:pPr>
             <w:r>
-              <w:t xml:space="preserve">Reusing the wrong SE from the Wald-test mistake above.</w:t>
+              <w:t xml:space="preserve">Reusing the wrong SE from the Wald test in</w:t>
+            </w:r>
+            <w:r>
+              <w:t xml:space="preserve"> </w:t>
+            </w:r>
+            <w:hyperlink w:anchor="sec-wald">
+              <w:r>
+                <w:rPr>
+                  <w:rStyle w:val="Hyperlink"/>
+                </w:rPr>
+                <w:t xml:space="preserve">Section 3.4</w:t>
+              </w:r>
+            </w:hyperlink>
+            <w:r>
+              <w:t xml:space="preserve">.</w:t>
             </w:r>
           </w:p>
           <w:p/>

--- a/chapters/midterm-2-review-session-handout.docx
+++ b/chapters/midterm-2-review-session-handout.docx
@@ -7787,7 +7787,7 @@
               <w:t xml:space="preserve"> </w:t>
             </w:r>
             <w:r>
-              <w:t xml:space="preserve">later risk sets. This is exactly what lets Kaplan-Meier use partial information</w:t>
+              <w:t xml:space="preserve">later risk sets. This mechanism is exactly what lets Kaplan-Meier use partial information</w:t>
             </w:r>
             <w:r>
               <w:t xml:space="preserve"> </w:t>
@@ -13877,7 +13877,7 @@
               <w:spacing w:before="16"/>
             </w:pPr>
             <w:r>
-              <w:t xml:space="preserve">This was the</w:t>
+              <w:t xml:space="preserve">This mistake was the</w:t>
             </w:r>
             <w:r>
               <w:t xml:space="preserve"> </w:t>
